--- a/assets/docs/Daniel_Alvarez_Urbina_Resume.docx
+++ b/assets/docs/Daniel_Alvarez_Urbina_Resume.docx
@@ -478,7 +478,7 @@
           <w:color w:val="464646"/>
           <w:sz w:val="17"/>
         </w:rPr>
-        <w:t>Dean's Honour List: Winter 2024, Spring 2024, Winter 2025</w:t>
+        <w:t>Dean's Honours List - 4 Terms: Winter 2024, Spring 2024, Winter 2025, Spring 2025</w:t>
       </w:r>
     </w:p>
     <w:p>
@@ -542,6 +542,19 @@
     </w:p>
     <w:p>
       <w:pPr>
+        <w:pStyle w:val="CompactBullet"/>
+        <w:spacing w:before="0" w:after="8" w:line="240" w:lineRule="auto"/>
+      </w:pPr>
+      <w:r>
+        <w:rPr>
+          <w:rFonts w:ascii="Aptos" w:hAnsi="Aptos"/>
+          <w:sz w:val="18"/>
+        </w:rPr>
+        <w:t>• Support opening/closing procedures, shipment, transfers, merchandising adjustments, and omnichannel orders while maintaining floor readiness and customer service standards.</w:t>
+      </w:r>
+    </w:p>
+    <w:p>
+      <w:pPr>
         <w:spacing w:before="40" w:after="10" w:line="240" w:lineRule="auto"/>
       </w:pPr>
       <w:r>
@@ -580,6 +593,19 @@
           <w:sz w:val="18"/>
         </w:rPr>
         <w:t>• Analyzed market research data and created clear client-facing reports and charts to support research deliverables.</w:t>
+      </w:r>
+    </w:p>
+    <w:p>
+      <w:pPr>
+        <w:pStyle w:val="CompactBullet"/>
+        <w:spacing w:before="0" w:after="8" w:line="240" w:lineRule="auto"/>
+      </w:pPr>
+      <w:r>
+        <w:rPr>
+          <w:rFonts w:ascii="Aptos" w:hAnsi="Aptos"/>
+          <w:sz w:val="18"/>
+        </w:rPr>
+        <w:t>• Organized and synthesized research findings into structured visual summaries to communicate key insights clearly.</w:t>
       </w:r>
     </w:p>
     <w:sectPr>
